--- a/pr-preview/pr-268/prediction-handout.docx
+++ b/pr-preview/pr-268/prediction-handout.docx
@@ -15,7 +15,7 @@
         <w:pStyle w:val="Date"/>
       </w:pPr>
       <w:r>
-        <w:t xml:space="preserve">Last modified: 2026-10-16 16:48:14 (PDT)</w:t>
+        <w:t xml:space="preserve">Last modified: 2026-10-16 18:04:33 (PDT)</w:t>
       </w:r>
     </w:p>
     <w:bookmarkStart w:id="26" w:name="sec-predictions"/>
@@ -565,47 +565,9 @@
       <w:r>
         <w:t xml:space="preserve"> </w:t>
       </w:r>
-      <m:oMath>
-        <m:r>
-          <m:t>μ</m:t>
-        </m:r>
-        <m:r>
-          <m:rPr>
-            <m:sty m:val="p"/>
-          </m:rPr>
-          <m:t>(</m:t>
-        </m:r>
-        <m:r>
-          <m:t>x</m:t>
-        </m:r>
-        <m:r>
-          <m:rPr>
-            <m:sty m:val="p"/>
-          </m:rPr>
-          <m:t>;</m:t>
-        </m:r>
-        <m:limLow>
-          <m:e>
-            <m:r>
-              <m:t>θ</m:t>
-            </m:r>
-          </m:e>
-          <m:lim>
-            <m:r>
-              <m:rPr>
-                <m:sty m:val="p"/>
-              </m:rPr>
-              <m:t>∼</m:t>
-            </m:r>
-          </m:lim>
-        </m:limLow>
-        <m:r>
-          <m:rPr>
-            <m:sty m:val="p"/>
-          </m:rPr>
-          <m:t>)</m:t>
-        </m:r>
-      </m:oMath>
+      <w:r>
+        <w:t xml:space="preserve">$\mu(x; \mathord{\smash[b]{\underset{\raise.3ex\hbox{$\scriptstyle\sim$}}{\theta}}\vphantom{\theta}})$</w:t>
+      </w:r>
       <w:r>
         <w:t xml:space="preserve"> </w:t>
       </w:r>
@@ -615,23 +577,9 @@
       <w:r>
         <w:t xml:space="preserve"> </w:t>
       </w:r>
-      <m:oMath>
-        <m:limLow>
-          <m:e>
-            <m:r>
-              <m:t>θ</m:t>
-            </m:r>
-          </m:e>
-          <m:lim>
-            <m:r>
-              <m:rPr>
-                <m:sty m:val="p"/>
-              </m:rPr>
-              <m:t>∼</m:t>
-            </m:r>
-          </m:lim>
-        </m:limLow>
-      </m:oMath>
+      <w:r>
+        <w:t xml:space="preserve">$\mathord{\smash[b]{\underset{\raise.3ex\hbox{$\scriptstyle\sim$}}{\theta}}\vphantom{\theta}}$</w:t>
+      </w:r>
       <w:r>
         <w:t xml:space="preserve">,</w:t>
       </w:r>
@@ -644,30 +592,9 @@
       <w:r>
         <w:t xml:space="preserve"> </w:t>
       </w:r>
-      <m:oMath>
-        <m:acc>
-          <m:accPr>
-            <m:chr m:val="̂"/>
-          </m:accPr>
-          <m:e>
-            <m:limLow>
-              <m:e>
-                <m:r>
-                  <m:t>θ</m:t>
-                </m:r>
-              </m:e>
-              <m:lim>
-                <m:r>
-                  <m:rPr>
-                    <m:sty m:val="p"/>
-                  </m:rPr>
-                  <m:t>∼</m:t>
-                </m:r>
-              </m:lim>
-            </m:limLow>
-          </m:e>
-        </m:acc>
-      </m:oMath>
+      <w:r>
+        <w:t xml:space="preserve">$\hat{\mathord{\smash[b]{\underset{\raise.3ex\hbox{$\scriptstyle\sim$}}{\theta}}\vphantom{\theta}}}$</w:t>
+      </w:r>
       <w:r>
         <w:t xml:space="preserve"> </w:t>
       </w:r>
@@ -677,23 +604,9 @@
       <w:r>
         <w:t xml:space="preserve"> </w:t>
       </w:r>
-      <m:oMath>
-        <m:limLow>
-          <m:e>
-            <m:r>
-              <m:t>θ</m:t>
-            </m:r>
-          </m:e>
-          <m:lim>
-            <m:r>
-              <m:rPr>
-                <m:sty m:val="p"/>
-              </m:rPr>
-              <m:t>∼</m:t>
-            </m:r>
-          </m:lim>
-        </m:limLow>
-      </m:oMath>
+      <w:r>
+        <w:t xml:space="preserve">$\mathord{\smash[b]{\underset{\raise.3ex\hbox{$\scriptstyle\sim$}}{\theta}}\vphantom{\theta}}$</w:t>
+      </w:r>
       <w:r>
         <w:t xml:space="preserve">.</w:t>
       </w:r>
@@ -756,96 +669,9 @@
       <w:pPr>
         <w:pStyle w:val="BodyText"/>
       </w:pPr>
-      <m:oMathPara>
-        <m:oMathParaPr>
-          <m:jc m:val="center"/>
-        </m:oMathParaPr>
-        <m:oMath>
-          <m:acc>
-            <m:accPr>
-              <m:chr m:val="̂"/>
-            </m:accPr>
-            <m:e>
-              <m:r>
-                <m:t>y</m:t>
-              </m:r>
-            </m:e>
-          </m:acc>
-          <m:r>
-            <m:rPr>
-              <m:sty m:val="p"/>
-            </m:rPr>
-            <m:t>(</m:t>
-          </m:r>
-          <m:r>
-            <m:t>x</m:t>
-          </m:r>
-          <m:r>
-            <m:rPr>
-              <m:sty m:val="p"/>
-            </m:rPr>
-            <m:t>)</m:t>
-          </m:r>
-          <m:r>
-            <m:rPr>
-              <m:sty m:val="p"/>
-            </m:rPr>
-            <m:t>=</m:t>
-          </m:r>
-          <m:r>
-            <m:t>μ</m:t>
-          </m:r>
-          <m:r>
-            <m:rPr>
-              <m:sty m:val="p"/>
-            </m:rPr>
-            <m:t>(</m:t>
-          </m:r>
-          <m:r>
-            <m:t>x</m:t>
-          </m:r>
-          <m:r>
-            <m:rPr>
-              <m:sty m:val="p"/>
-            </m:rPr>
-            <m:t>;</m:t>
-          </m:r>
-          <m:acc>
-            <m:accPr>
-              <m:chr m:val="̂"/>
-            </m:accPr>
-            <m:e>
-              <m:limLow>
-                <m:e>
-                  <m:r>
-                    <m:t>θ</m:t>
-                  </m:r>
-                </m:e>
-                <m:lim>
-                  <m:r>
-                    <m:rPr>
-                      <m:sty m:val="p"/>
-                    </m:rPr>
-                    <m:t>∼</m:t>
-                  </m:r>
-                </m:lim>
-              </m:limLow>
-            </m:e>
-          </m:acc>
-          <m:r>
-            <m:rPr>
-              <m:sty m:val="p"/>
-            </m:rPr>
-            <m:t>)</m:t>
-          </m:r>
-          <m:r>
-            <m:rPr>
-              <m:sty m:val="p"/>
-            </m:rPr>
-            <m:t>.</m:t>
-          </m:r>
-        </m:oMath>
-      </m:oMathPara>
+      <w:r>
+        <w:t xml:space="preserve">$$\hat y(x) = \mu(x; \hat{\mathord{\smash[b]{\underset{\raise.3ex\hbox{$\scriptstyle\sim$}}{\theta}}\vphantom{\theta}}}).$$</w:t>
+      </w:r>
     </w:p>
     <w:bookmarkEnd w:id="10"/>
     <w:bookmarkStart w:id="12" w:name="rem-why-cond-mean"/>
@@ -1401,99 +1227,9 @@
       <w:pPr>
         <w:pStyle w:val="BodyText"/>
       </w:pPr>
-      <m:oMathPara>
-        <m:oMathParaPr>
-          <m:jc m:val="center"/>
-        </m:oMathParaPr>
-        <m:oMath>
-          <m:sSub>
-            <m:e>
-              <m:acc>
-                <m:accPr>
-                  <m:chr m:val="̂"/>
-                </m:accPr>
-                <m:e>
-                  <m:r>
-                    <m:t>y</m:t>
-                  </m:r>
-                </m:e>
-              </m:acc>
-            </m:e>
-            <m:sub>
-              <m:r>
-                <m:t>i</m:t>
-              </m:r>
-            </m:sub>
-          </m:sSub>
-          <m:r>
-            <m:rPr>
-              <m:sty m:val="p"/>
-            </m:rPr>
-            <m:t>=</m:t>
-          </m:r>
-          <m:r>
-            <m:t>μ</m:t>
-          </m:r>
-          <m:r>
-            <m:rPr>
-              <m:sty m:val="p"/>
-            </m:rPr>
-            <m:t>(</m:t>
-          </m:r>
-          <m:sSub>
-            <m:e>
-              <m:r>
-                <m:t>x</m:t>
-              </m:r>
-            </m:e>
-            <m:sub>
-              <m:r>
-                <m:t>i</m:t>
-              </m:r>
-            </m:sub>
-          </m:sSub>
-          <m:r>
-            <m:rPr>
-              <m:sty m:val="p"/>
-            </m:rPr>
-            <m:t>;</m:t>
-          </m:r>
-          <m:acc>
-            <m:accPr>
-              <m:chr m:val="̂"/>
-            </m:accPr>
-            <m:e>
-              <m:limLow>
-                <m:e>
-                  <m:r>
-                    <m:t>θ</m:t>
-                  </m:r>
-                </m:e>
-                <m:lim>
-                  <m:r>
-                    <m:rPr>
-                      <m:sty m:val="p"/>
-                    </m:rPr>
-                    <m:t>∼</m:t>
-                  </m:r>
-                </m:lim>
-              </m:limLow>
-            </m:e>
-          </m:acc>
-          <m:r>
-            <m:rPr>
-              <m:sty m:val="p"/>
-            </m:rPr>
-            <m:t>)</m:t>
-          </m:r>
-          <m:r>
-            <m:rPr>
-              <m:sty m:val="p"/>
-            </m:rPr>
-            <m:t>.</m:t>
-          </m:r>
-        </m:oMath>
-      </m:oMathPara>
+      <w:r>
+        <w:t xml:space="preserve">$$\hat y_i= \mu(x_i; \hat{\mathord{\smash[b]{\underset{\raise.3ex\hbox{$\scriptstyle\sim$}}{\theta}}\vphantom{\theta}}}).$$</w:t>
+      </w:r>
     </w:p>
     <w:p>
       <w:pPr>
@@ -4708,207 +4444,11 @@
       <w:pPr>
         <w:pStyle w:val="BodyText"/>
       </w:pPr>
-      <m:oMathPara>
-        <m:oMathParaPr>
-          <m:jc m:val="center"/>
-        </m:oMathParaPr>
-        <m:oMath>
-          <m:r>
-            <m:rPr>
-              <m:sty m:val="p"/>
-            </m:rPr>
-            <m:t>sMSE</m:t>
-          </m:r>
-          <m:r>
-            <m:t>​</m:t>
-          </m:r>
-          <m:d>
-            <m:dPr>
-              <m:begChr m:val="("/>
-              <m:sepChr m:val=""/>
-              <m:endChr m:val=")"/>
-              <m:grow/>
-            </m:dPr>
-            <m:e>
-              <m:acc>
-                <m:accPr>
-                  <m:chr m:val="̂"/>
-                </m:accPr>
-                <m:e>
-                  <m:r>
-                    <m:t>y</m:t>
-                  </m:r>
-                </m:e>
-              </m:acc>
-            </m:e>
-          </m:d>
-          <m:r>
-            <m:t>​</m:t>
-          </m:r>
-          <m:r>
-            <m:rPr>
-              <m:sty m:val="p"/>
-            </m:rPr>
-            <m:t>=</m:t>
-          </m:r>
-          <m:f>
-            <m:fPr>
-              <m:type m:val="bar"/>
-            </m:fPr>
-            <m:num>
-              <m:r>
-                <m:t>1</m:t>
-              </m:r>
-            </m:num>
-            <m:den>
-              <m:r>
-                <m:t>n</m:t>
-              </m:r>
-            </m:den>
-          </m:f>
-          <m:r>
-            <m:rPr>
-              <m:nor/>
-              <m:sty m:val="p"/>
-            </m:rPr>
-            <m:t>RSS</m:t>
-          </m:r>
-          <m:r>
-            <m:rPr>
-              <m:sty m:val="p"/>
-            </m:rPr>
-            <m:t>(</m:t>
-          </m:r>
-          <m:acc>
-            <m:accPr>
-              <m:chr m:val="̂"/>
-            </m:accPr>
-            <m:e>
-              <m:limLow>
-                <m:e>
-                  <m:r>
-                    <m:t>θ</m:t>
-                  </m:r>
-                </m:e>
-                <m:lim>
-                  <m:r>
-                    <m:rPr>
-                      <m:sty m:val="p"/>
-                    </m:rPr>
-                    <m:t>∼</m:t>
-                  </m:r>
-                </m:lim>
-              </m:limLow>
-            </m:e>
-          </m:acc>
-          <m:r>
-            <m:rPr>
-              <m:sty m:val="p"/>
-            </m:rPr>
-            <m:t>)</m:t>
-          </m:r>
-          <m:r>
-            <m:rPr>
-              <m:sty m:val="p"/>
-            </m:rPr>
-            <m:t>,</m:t>
-          </m:r>
-          <m:r>
-            <m:t>  </m:t>
-          </m:r>
-          <m:r>
-            <m:rPr>
-              <m:nor/>
-              <m:sty m:val="p"/>
-            </m:rPr>
-            <m:t>RSS</m:t>
-          </m:r>
-          <m:r>
-            <m:rPr>
-              <m:sty m:val="p"/>
-            </m:rPr>
-            <m:t>(</m:t>
-          </m:r>
-          <m:acc>
-            <m:accPr>
-              <m:chr m:val="̂"/>
-            </m:accPr>
-            <m:e>
-              <m:limLow>
-                <m:e>
-                  <m:r>
-                    <m:t>θ</m:t>
-                  </m:r>
-                </m:e>
-                <m:lim>
-                  <m:r>
-                    <m:rPr>
-                      <m:sty m:val="p"/>
-                    </m:rPr>
-                    <m:t>∼</m:t>
-                  </m:r>
-                </m:lim>
-              </m:limLow>
-            </m:e>
-          </m:acc>
-          <m:r>
-            <m:rPr>
-              <m:sty m:val="p"/>
-            </m:rPr>
-            <m:t>)</m:t>
-          </m:r>
-          <m:r>
-            <m:rPr>
-              <m:sty m:val="p"/>
-            </m:rPr>
-            <m:t>=</m:t>
-          </m:r>
-          <m:r>
-            <m:t>n</m:t>
-          </m:r>
-          <m:r>
-            <m:t> </m:t>
-          </m:r>
-          <m:r>
-            <m:rPr>
-              <m:sty m:val="p"/>
-            </m:rPr>
-            <m:t>sMSE</m:t>
-          </m:r>
-          <m:r>
-            <m:t>​</m:t>
-          </m:r>
-          <m:d>
-            <m:dPr>
-              <m:begChr m:val="("/>
-              <m:sepChr m:val=""/>
-              <m:endChr m:val=")"/>
-              <m:grow/>
-            </m:dPr>
-            <m:e>
-              <m:acc>
-                <m:accPr>
-                  <m:chr m:val="̂"/>
-                </m:accPr>
-                <m:e>
-                  <m:r>
-                    <m:t>y</m:t>
-                  </m:r>
-                </m:e>
-              </m:acc>
-            </m:e>
-          </m:d>
-          <m:r>
-            <m:t>​</m:t>
-          </m:r>
-          <m:r>
-            <m:rPr>
-              <m:sty m:val="p"/>
-            </m:rPr>
-            <m:t>.</m:t>
-          </m:r>
-        </m:oMath>
-      </m:oMathPara>
+      <w:r>
+        <w:t xml:space="preserve">$$\operatorname{sMSE}\mathopen{}\left(\hat y\right)\mathclose{} = \frac{1}{n} \text{RSS}(\hat{\mathord{\smash[b]{\underset{\raise.3ex\hbox{$\scriptstyle\sim$}}{\theta}}\vphantom{\theta}}}),
+    \qquad
+    \text{RSS}(\hat{\mathord{\smash[b]{\underset{\raise.3ex\hbox{$\scriptstyle\sim$}}{\theta}}\vphantom{\theta}}}) = n \, \operatorname{sMSE}\mathopen{}\left(\hat y\right)\mathclose{}.$$</w:t>
+      </w:r>
     </w:p>
     <w:bookmarkEnd w:id="31"/>
     <w:bookmarkStart w:id="37" w:name="exm-fitted-residual-error"/>

--- a/pr-preview/pr-268/prediction-handout.docx
+++ b/pr-preview/pr-268/prediction-handout.docx
@@ -15,7 +15,7 @@
         <w:pStyle w:val="Date"/>
       </w:pPr>
       <w:r>
-        <w:t xml:space="preserve">Last modified: 2026-10-16 18:04:33 (PDT)</w:t>
+        <w:t xml:space="preserve">Last modified: 2026-10-16 19:00:04 (PDT)</w:t>
       </w:r>
     </w:p>
     <w:bookmarkStart w:id="26" w:name="sec-predictions"/>

--- a/pr-preview/pr-268/prediction-handout.docx
+++ b/pr-preview/pr-268/prediction-handout.docx
@@ -15,7 +15,7 @@
         <w:pStyle w:val="Date"/>
       </w:pPr>
       <w:r>
-        <w:t xml:space="preserve">Last modified: 2026-10-16 19:00:04 (PDT)</w:t>
+        <w:t xml:space="preserve">Last modified: 2026-10-16 22:26:41 (PDT)</w:t>
       </w:r>
     </w:p>
     <w:bookmarkStart w:id="26" w:name="sec-predictions"/>

--- a/pr-preview/pr-268/prediction-handout.docx
+++ b/pr-preview/pr-268/prediction-handout.docx
@@ -15,7 +15,7 @@
         <w:pStyle w:val="Date"/>
       </w:pPr>
       <w:r>
-        <w:t xml:space="preserve">Last modified: 2026-10-16 22:26:41 (PDT)</w:t>
+        <w:t xml:space="preserve">Last modified: 2026-10-16 23:34:43 (PDT)</w:t>
       </w:r>
     </w:p>
     <w:bookmarkStart w:id="26" w:name="sec-predictions"/>
